--- a/同人文/百合/全年龄版/R与世/设定/主角.docx
+++ b/同人文/百合/全年龄版/R与世/设定/主角.docx
@@ -24,7 +24,7 @@
         <w:spacing w:line="240" w:lineRule="auto"/>
         <w:jc w:val="center"/>
       </w:pPr>
-      <w:hyperlink r:id="rId4" w:history="1">
+      <w:hyperlink r:id="rId6" w:history="1">
         <w:r>
           <w:rPr>
             <w:rStyle w:val="ae"/>
@@ -37,7 +37,6 @@
       <w:pPr>
         <w:spacing w:line="240" w:lineRule="auto"/>
         <w:rPr>
-          <w:rFonts w:hint="eastAsia"/>
           <w:b/>
           <w:bCs/>
           <w:sz w:val="24"/>
@@ -88,16 +87,15 @@
         </w:rPr>
         <w:t>或相关人物之Telegram语录，与现实情况无任何直接关联</w:t>
       </w:r>
-    </w:p>
-    <w:p>
-      <w:pPr>
-        <w:spacing w:line="240" w:lineRule="auto"/>
-        <w:rPr>
+      <w:r>
+        <w:rPr>
+          <w:rFonts w:hint="eastAsia"/>
           <w:b/>
           <w:bCs/>
           <w:sz w:val="24"/>
         </w:rPr>
-      </w:pPr>
+        <w:t>；</w:t>
+      </w:r>
       <w:r>
         <w:rPr>
           <w:rFonts w:hint="eastAsia"/>
@@ -105,6 +103,25 @@
           <w:bCs/>
           <w:sz w:val="24"/>
         </w:rPr>
+        <w:t>括号内内容为原型的GitHub账号</w:t>
+      </w:r>
+    </w:p>
+    <w:p>
+      <w:pPr>
+        <w:spacing w:line="240" w:lineRule="auto"/>
+        <w:rPr>
+          <w:b/>
+          <w:bCs/>
+          <w:sz w:val="24"/>
+        </w:rPr>
+      </w:pPr>
+      <w:r>
+        <w:rPr>
+          <w:rFonts w:hint="eastAsia"/>
+          <w:b/>
+          <w:bCs/>
+          <w:sz w:val="24"/>
+        </w:rPr>
         <w:t>R主席</w:t>
       </w:r>
       <w:proofErr w:type="gramStart"/>
@@ -151,6 +168,9 @@
     <w:p>
       <w:pPr>
         <w:spacing w:line="240" w:lineRule="auto"/>
+        <w:rPr>
+          <w:strike/>
+        </w:rPr>
       </w:pPr>
       <w:r>
         <w:rPr>
@@ -212,7 +232,14 @@
         <w:rPr>
           <w:rFonts w:hint="eastAsia"/>
         </w:rPr>
-        <w:t>，通过XTLS、Xray-core、VLESS等声名远扬的成果收获了海量拥趸，但偶尔会有出人意料的行为</w:t>
+        <w:t>，通过XTLS、Xray-core、VLESS等声名远扬的成果收获了海量拥趸，</w:t>
+      </w:r>
+      <w:r>
+        <w:rPr>
+          <w:rFonts w:hint="eastAsia"/>
+          <w:strike/>
+        </w:rPr>
+        <w:t>但偶尔会有出人意料的行为</w:t>
       </w:r>
     </w:p>
     <w:p>
@@ -237,9 +264,6 @@
     <w:p>
       <w:pPr>
         <w:spacing w:line="240" w:lineRule="auto"/>
-        <w:rPr>
-          <w:rFonts w:hint="eastAsia"/>
-        </w:rPr>
       </w:pPr>
       <w:r>
         <w:rPr>
@@ -542,9 +566,6 @@
     <w:p>
       <w:pPr>
         <w:spacing w:line="240" w:lineRule="auto"/>
-        <w:rPr>
-          <w:rFonts w:hint="eastAsia"/>
-        </w:rPr>
       </w:pPr>
       <w:r>
         <w:rPr>
@@ -647,9 +668,6 @@
     <w:p>
       <w:pPr>
         <w:spacing w:line="240" w:lineRule="auto"/>
-        <w:rPr>
-          <w:rFonts w:hint="eastAsia"/>
-        </w:rPr>
       </w:pPr>
       <w:r>
         <w:rPr>
@@ -1343,9 +1361,6 @@
     <w:p>
       <w:pPr>
         <w:spacing w:line="240" w:lineRule="auto"/>
-        <w:rPr>
-          <w:rFonts w:hint="eastAsia"/>
-        </w:rPr>
       </w:pPr>
       <w:r>
         <w:rPr>
@@ -1386,6 +1401,56 @@
     </w:sectPr>
   </w:body>
 </w:document>
+</file>
+
+<file path=word/endnotes.xml><?xml version="1.0" encoding="utf-8"?>
+<w:endnotes xmlns:wpc="http://schemas.microsoft.com/office/word/2010/wordprocessingCanvas" xmlns:cx="http://schemas.microsoft.com/office/drawing/2014/chartex" xmlns:cx1="http://schemas.microsoft.com/office/drawing/2015/9/8/chartex" xmlns:cx2="http://schemas.microsoft.com/office/drawing/2015/10/21/chartex" xmlns:cx3="http://schemas.microsoft.com/office/drawing/2016/5/9/chartex" xmlns:cx4="http://schemas.microsoft.com/office/drawing/2016/5/10/chartex" xmlns:cx5="http://schemas.microsoft.com/office/drawing/2016/5/11/chartex" xmlns:cx6="http://schemas.microsoft.com/office/drawing/2016/5/12/chartex" xmlns:cx7="http://schemas.microsoft.com/office/drawing/2016/5/13/chartex" xmlns:cx8="http://schemas.microsoft.com/office/drawing/2016/5/14/chartex" xmlns:mc="http://schemas.openxmlformats.org/markup-compatibility/2006" xmlns:aink="http://schemas.microsoft.com/office/drawing/2016/ink" xmlns:am3d="http://schemas.microsoft.com/office/drawing/2017/model3d" xmlns:o="urn:schemas-microsoft-com:office:office" xmlns:oel="http://schemas.microsoft.com/office/2019/extlst" xmlns:r="http://schemas.openxmlformats.org/officeDocument/2006/relationships" xmlns:m="http://schemas.openxmlformats.org/officeDocument/2006/math" xmlns:v="urn:schemas-microsoft-com:vml" xmlns:wp14="http://schemas.microsoft.com/office/word/2010/wordprocessingDrawing" xmlns:wp="http://schemas.openxmlformats.org/drawingml/2006/wordprocessingDrawing" xmlns:w10="urn:schemas-microsoft-com:office:word" xmlns:w="http://schemas.openxmlformats.org/wordprocessingml/2006/main" xmlns:w14="http://schemas.microsoft.com/office/word/2010/wordml" xmlns:w15="http://schemas.microsoft.com/office/word/2012/wordml" xmlns:w16cex="http://schemas.microsoft.com/office/word/2018/wordml/cex" xmlns:w16cid="http://schemas.microsoft.com/office/word/2016/wordml/cid" xmlns:w16="http://schemas.microsoft.com/office/word/2018/wordml" xmlns:w16du="http://schemas.microsoft.com/office/word/2023/wordml/word16du" xmlns:w16sdtdh="http://schemas.microsoft.com/office/word/2020/wordml/sdtdatahash" xmlns:w16sdtfl="http://schemas.microsoft.com/office/word/2024/wordml/sdtformatlock" xmlns:w16se="http://schemas.microsoft.com/office/word/2015/wordml/symex" xmlns:wpg="http://schemas.microsoft.com/office/word/2010/wordprocessingGroup" xmlns:wpi="http://schemas.microsoft.com/office/word/2010/wordprocessingInk" xmlns:wne="http://schemas.microsoft.com/office/word/2006/wordml" xmlns:wps="http://schemas.microsoft.com/office/word/2010/wordprocessingShape" mc:Ignorable="w14 w15 w16se w16cid w16 w16cex w16sdtdh w16sdtfl w16du wp14">
+  <w:endnote w:type="separator" w:id="-1">
+    <w:p>
+      <w:pPr>
+        <w:spacing w:after="0" w:line="240" w:lineRule="auto"/>
+      </w:pPr>
+      <w:r>
+        <w:separator/>
+      </w:r>
+    </w:p>
+  </w:endnote>
+  <w:endnote w:type="continuationSeparator" w:id="0">
+    <w:p>
+      <w:pPr>
+        <w:spacing w:after="0" w:line="240" w:lineRule="auto"/>
+      </w:pPr>
+      <w:r>
+        <w:continuationSeparator/>
+      </w:r>
+    </w:p>
+  </w:endnote>
+</w:endnotes>
+</file>
+
+<file path=word/footnotes.xml><?xml version="1.0" encoding="utf-8"?>
+<w:footnotes xmlns:wpc="http://schemas.microsoft.com/office/word/2010/wordprocessingCanvas" xmlns:cx="http://schemas.microsoft.com/office/drawing/2014/chartex" xmlns:cx1="http://schemas.microsoft.com/office/drawing/2015/9/8/chartex" xmlns:cx2="http://schemas.microsoft.com/office/drawing/2015/10/21/chartex" xmlns:cx3="http://schemas.microsoft.com/office/drawing/2016/5/9/chartex" xmlns:cx4="http://schemas.microsoft.com/office/drawing/2016/5/10/chartex" xmlns:cx5="http://schemas.microsoft.com/office/drawing/2016/5/11/chartex" xmlns:cx6="http://schemas.microsoft.com/office/drawing/2016/5/12/chartex" xmlns:cx7="http://schemas.microsoft.com/office/drawing/2016/5/13/chartex" xmlns:cx8="http://schemas.microsoft.com/office/drawing/2016/5/14/chartex" xmlns:mc="http://schemas.openxmlformats.org/markup-compatibility/2006" xmlns:aink="http://schemas.microsoft.com/office/drawing/2016/ink" xmlns:am3d="http://schemas.microsoft.com/office/drawing/2017/model3d" xmlns:o="urn:schemas-microsoft-com:office:office" xmlns:oel="http://schemas.microsoft.com/office/2019/extlst" xmlns:r="http://schemas.openxmlformats.org/officeDocument/2006/relationships" xmlns:m="http://schemas.openxmlformats.org/officeDocument/2006/math" xmlns:v="urn:schemas-microsoft-com:vml" xmlns:wp14="http://schemas.microsoft.com/office/word/2010/wordprocessingDrawing" xmlns:wp="http://schemas.openxmlformats.org/drawingml/2006/wordprocessingDrawing" xmlns:w10="urn:schemas-microsoft-com:office:word" xmlns:w="http://schemas.openxmlformats.org/wordprocessingml/2006/main" xmlns:w14="http://schemas.microsoft.com/office/word/2010/wordml" xmlns:w15="http://schemas.microsoft.com/office/word/2012/wordml" xmlns:w16cex="http://schemas.microsoft.com/office/word/2018/wordml/cex" xmlns:w16cid="http://schemas.microsoft.com/office/word/2016/wordml/cid" xmlns:w16="http://schemas.microsoft.com/office/word/2018/wordml" xmlns:w16du="http://schemas.microsoft.com/office/word/2023/wordml/word16du" xmlns:w16sdtdh="http://schemas.microsoft.com/office/word/2020/wordml/sdtdatahash" xmlns:w16sdtfl="http://schemas.microsoft.com/office/word/2024/wordml/sdtformatlock" xmlns:w16se="http://schemas.microsoft.com/office/word/2015/wordml/symex" xmlns:wpg="http://schemas.microsoft.com/office/word/2010/wordprocessingGroup" xmlns:wpi="http://schemas.microsoft.com/office/word/2010/wordprocessingInk" xmlns:wne="http://schemas.microsoft.com/office/word/2006/wordml" xmlns:wps="http://schemas.microsoft.com/office/word/2010/wordprocessingShape" mc:Ignorable="w14 w15 w16se w16cid w16 w16cex w16sdtdh w16sdtfl w16du wp14">
+  <w:footnote w:type="separator" w:id="-1">
+    <w:p>
+      <w:pPr>
+        <w:spacing w:after="0" w:line="240" w:lineRule="auto"/>
+      </w:pPr>
+      <w:r>
+        <w:separator/>
+      </w:r>
+    </w:p>
+  </w:footnote>
+  <w:footnote w:type="continuationSeparator" w:id="0">
+    <w:p>
+      <w:pPr>
+        <w:spacing w:after="0" w:line="240" w:lineRule="auto"/>
+      </w:pPr>
+      <w:r>
+        <w:continuationSeparator/>
+      </w:r>
+    </w:p>
+  </w:footnote>
+</w:footnotes>
 </file>
 
 <file path=word/styles.xml><?xml version="1.0" encoding="utf-8"?>
@@ -2335,6 +2400,69 @@
       <w:shd w:val="clear" w:color="auto" w:fill="E1DFDD"/>
     </w:rPr>
   </w:style>
+  <w:style w:type="paragraph" w:styleId="af0">
+    <w:name w:val="header"/>
+    <w:basedOn w:val="a"/>
+    <w:link w:val="af1"/>
+    <w:uiPriority w:val="99"/>
+    <w:unhideWhenUsed/>
+    <w:rsid w:val="00052587"/>
+    <w:pPr>
+      <w:tabs>
+        <w:tab w:val="center" w:pos="4153"/>
+        <w:tab w:val="right" w:pos="8306"/>
+      </w:tabs>
+      <w:snapToGrid w:val="0"/>
+      <w:spacing w:line="240" w:lineRule="auto"/>
+      <w:jc w:val="center"/>
+    </w:pPr>
+    <w:rPr>
+      <w:sz w:val="18"/>
+      <w:szCs w:val="18"/>
+    </w:rPr>
+  </w:style>
+  <w:style w:type="character" w:customStyle="1" w:styleId="af1">
+    <w:name w:val="页眉 字符"/>
+    <w:basedOn w:val="a0"/>
+    <w:link w:val="af0"/>
+    <w:uiPriority w:val="99"/>
+    <w:rsid w:val="00052587"/>
+    <w:rPr>
+      <w:sz w:val="18"/>
+      <w:szCs w:val="18"/>
+    </w:rPr>
+  </w:style>
+  <w:style w:type="paragraph" w:styleId="af2">
+    <w:name w:val="footer"/>
+    <w:basedOn w:val="a"/>
+    <w:link w:val="af3"/>
+    <w:uiPriority w:val="99"/>
+    <w:unhideWhenUsed/>
+    <w:rsid w:val="00052587"/>
+    <w:pPr>
+      <w:tabs>
+        <w:tab w:val="center" w:pos="4153"/>
+        <w:tab w:val="right" w:pos="8306"/>
+      </w:tabs>
+      <w:snapToGrid w:val="0"/>
+      <w:spacing w:line="240" w:lineRule="auto"/>
+    </w:pPr>
+    <w:rPr>
+      <w:sz w:val="18"/>
+      <w:szCs w:val="18"/>
+    </w:rPr>
+  </w:style>
+  <w:style w:type="character" w:customStyle="1" w:styleId="af3">
+    <w:name w:val="页脚 字符"/>
+    <w:basedOn w:val="a0"/>
+    <w:link w:val="af2"/>
+    <w:uiPriority w:val="99"/>
+    <w:rsid w:val="00052587"/>
+    <w:rPr>
+      <w:sz w:val="18"/>
+      <w:szCs w:val="18"/>
+    </w:rPr>
+  </w:style>
 </w:styles>
 </file>
 

--- a/同人文/百合/全年龄版/R与世/设定/主角.docx
+++ b/同人文/百合/全年龄版/R与世/设定/主角.docx
@@ -94,37 +94,675 @@
           <w:bCs/>
           <w:sz w:val="24"/>
         </w:rPr>
-        <w:t>；</w:t>
-      </w:r>
-      <w:r>
-        <w:rPr>
-          <w:rFonts w:hint="eastAsia"/>
+        <w:t>；括号内内容为原型的GitHub账号</w:t>
+      </w:r>
+    </w:p>
+    <w:p>
+      <w:pPr>
+        <w:spacing w:line="240" w:lineRule="auto"/>
+        <w:rPr>
           <w:b/>
           <w:bCs/>
           <w:sz w:val="24"/>
         </w:rPr>
-        <w:t>括号内内容为原型的GitHub账号</w:t>
-      </w:r>
-    </w:p>
-    <w:p>
-      <w:pPr>
-        <w:spacing w:line="240" w:lineRule="auto"/>
-        <w:rPr>
+      </w:pPr>
+      <w:r>
+        <w:rPr>
+          <w:rFonts w:hint="eastAsia"/>
           <w:b/>
           <w:bCs/>
           <w:sz w:val="24"/>
         </w:rPr>
-      </w:pPr>
-      <w:r>
-        <w:rPr>
-          <w:rFonts w:hint="eastAsia"/>
+        <w:t>R主席（@RPRX）：</w:t>
+      </w:r>
+    </w:p>
+    <w:p>
+      <w:pPr>
+        <w:spacing w:line="240" w:lineRule="auto"/>
+        <w:rPr>
+          <w:strike/>
+        </w:rPr>
+      </w:pPr>
+      <w:r>
+        <w:rPr>
+          <w:rFonts w:hint="eastAsia"/>
+          <w:b/>
+          <w:bCs/>
+        </w:rPr>
+        <w:t>简介：</w:t>
+      </w:r>
+      <w:r>
+        <w:rPr>
+          <w:rFonts w:hint="eastAsia"/>
+        </w:rPr>
+        <w:t>戴莉女子</w:t>
+      </w:r>
+      <w:r>
+        <w:rPr>
+          <w:rFonts w:hint="eastAsia"/>
+        </w:rPr>
+        <w:t>科技</w:t>
+      </w:r>
+      <w:r>
+        <w:rPr>
+          <w:rFonts w:hint="eastAsia"/>
+        </w:rPr>
+        <w:t>学</w:t>
+      </w:r>
+      <w:r>
+        <w:rPr>
+          <w:rFonts w:hint="eastAsia"/>
+        </w:rPr>
+        <w:t>园</w:t>
+      </w:r>
+      <w:r>
+        <w:rPr>
+          <w:rFonts w:hint="eastAsia"/>
+        </w:rPr>
+        <w:t>的传奇人物，学</w:t>
+      </w:r>
+      <w:r>
+        <w:rPr>
+          <w:rFonts w:hint="eastAsia"/>
+        </w:rPr>
+        <w:t>园</w:t>
+      </w:r>
+      <w:r>
+        <w:rPr>
+          <w:rFonts w:hint="eastAsia"/>
+        </w:rPr>
+        <w:t>社团Project X的</w:t>
+      </w:r>
+      <w:r>
+        <w:rPr>
+          <w:rFonts w:hint="eastAsia"/>
+        </w:rPr>
+        <w:t>一把手</w:t>
+      </w:r>
+      <w:r>
+        <w:rPr>
+          <w:rFonts w:hint="eastAsia"/>
+        </w:rPr>
+        <w:t>，通过XTLS、Xray-core、VLESS等声名远扬的成果收获了海量拥趸，</w:t>
+      </w:r>
+      <w:r>
+        <w:rPr>
+          <w:rFonts w:hint="eastAsia"/>
+          <w:strike/>
+        </w:rPr>
+        <w:t>但偶尔会有出人意料的行为</w:t>
+      </w:r>
+    </w:p>
+    <w:p>
+      <w:pPr>
+        <w:spacing w:line="240" w:lineRule="auto"/>
+      </w:pPr>
+      <w:r>
+        <w:rPr>
+          <w:rFonts w:hint="eastAsia"/>
+          <w:b/>
+          <w:bCs/>
+        </w:rPr>
+        <w:t>外貌：</w:t>
+      </w:r>
+      <w:r>
+        <w:rPr>
+          <w:rFonts w:hint="eastAsia"/>
+        </w:rPr>
+        <w:t>身高：172cm</w:t>
+      </w:r>
+    </w:p>
+    <w:p>
+      <w:pPr>
+        <w:spacing w:line="240" w:lineRule="auto"/>
+      </w:pPr>
+      <w:r>
+        <w:rPr>
+          <w:rFonts w:hint="eastAsia"/>
+        </w:rPr>
+        <w:t xml:space="preserve">      </w:t>
+      </w:r>
+      <w:r>
+        <w:rPr>
+          <w:rFonts w:hint="eastAsia"/>
+        </w:rPr>
+        <w:t>体重：</w:t>
+      </w:r>
+      <w:r>
+        <w:rPr>
+          <w:rFonts w:hint="eastAsia"/>
+        </w:rPr>
+        <w:t>6</w:t>
+      </w:r>
+      <w:r>
+        <w:rPr>
+          <w:rFonts w:hint="eastAsia"/>
+        </w:rPr>
+        <w:t>0</w:t>
+      </w:r>
+      <w:r>
+        <w:rPr>
+          <w:rFonts w:hint="eastAsia"/>
+        </w:rPr>
+        <w:t>kg</w:t>
+      </w:r>
+    </w:p>
+    <w:p>
+      <w:pPr>
+        <w:spacing w:line="240" w:lineRule="auto"/>
+        <w:ind w:firstLineChars="300" w:firstLine="660"/>
+      </w:pPr>
+      <w:r>
+        <w:rPr>
+          <w:rFonts w:hint="eastAsia"/>
+        </w:rPr>
+        <w:t>四</w:t>
+      </w:r>
+      <w:r>
+        <w:rPr>
+          <w:rFonts w:hint="eastAsia"/>
+        </w:rPr>
+        <w:t>围：</w:t>
+      </w:r>
+      <w:r>
+        <w:rPr>
+          <w:rFonts w:hint="eastAsia"/>
+        </w:rPr>
+        <w:t>101</w:t>
+      </w:r>
+      <w:r>
+        <w:rPr>
+          <w:rFonts w:hint="eastAsia"/>
+        </w:rPr>
+        <w:t>cm/</w:t>
+      </w:r>
+      <w:r>
+        <w:rPr>
+          <w:rFonts w:hint="eastAsia"/>
+        </w:rPr>
+        <w:t>75cm/</w:t>
+      </w:r>
+      <w:r>
+        <w:rPr>
+          <w:rFonts w:hint="eastAsia"/>
+        </w:rPr>
+        <w:t>7</w:t>
+      </w:r>
+      <w:r>
+        <w:rPr>
+          <w:rFonts w:hint="eastAsia"/>
+        </w:rPr>
+        <w:t>1</w:t>
+      </w:r>
+      <w:r>
+        <w:rPr>
+          <w:rFonts w:hint="eastAsia"/>
+        </w:rPr>
+        <w:t>cm/</w:t>
+      </w:r>
+      <w:r>
+        <w:rPr>
+          <w:rFonts w:hint="eastAsia"/>
+        </w:rPr>
+        <w:t>99</w:t>
+      </w:r>
+      <w:r>
+        <w:rPr>
+          <w:rFonts w:hint="eastAsia"/>
+        </w:rPr>
+        <w:t>cm</w:t>
+      </w:r>
+    </w:p>
+    <w:p>
+      <w:pPr>
+        <w:spacing w:line="240" w:lineRule="auto"/>
+      </w:pPr>
+      <w:r>
+        <w:rPr>
+          <w:rFonts w:hint="eastAsia"/>
+        </w:rPr>
+        <w:t xml:space="preserve">      </w:t>
+      </w:r>
+      <w:r>
+        <w:rPr>
+          <w:rFonts w:hint="eastAsia"/>
+        </w:rPr>
+        <w:t>罩杯：75E</w:t>
+      </w:r>
+    </w:p>
+    <w:p>
+      <w:pPr>
+        <w:spacing w:line="240" w:lineRule="auto"/>
+      </w:pPr>
+      <w:r>
+        <w:rPr>
+          <w:rFonts w:hint="eastAsia"/>
+        </w:rPr>
+        <w:t xml:space="preserve">      发色：紫</w:t>
+      </w:r>
+    </w:p>
+    <w:p>
+      <w:pPr>
+        <w:spacing w:line="240" w:lineRule="auto"/>
+      </w:pPr>
+      <w:r>
+        <w:rPr>
+          <w:rFonts w:hint="eastAsia"/>
+        </w:rPr>
+        <w:t xml:space="preserve">      发型：</w:t>
+      </w:r>
+      <w:r>
+        <w:rPr>
+          <w:rFonts w:hint="eastAsia"/>
+        </w:rPr>
+        <w:t>过腰</w:t>
+      </w:r>
+      <w:r>
+        <w:rPr>
+          <w:rFonts w:hint="eastAsia"/>
+        </w:rPr>
+        <w:t>长发</w:t>
+      </w:r>
+    </w:p>
+    <w:p>
+      <w:pPr>
+        <w:spacing w:line="240" w:lineRule="auto"/>
+      </w:pPr>
+      <w:r>
+        <w:rPr>
+          <w:rFonts w:hint="eastAsia"/>
+        </w:rPr>
+        <w:t xml:space="preserve">      发长：1.07m</w:t>
+      </w:r>
+    </w:p>
+    <w:p>
+      <w:pPr>
+        <w:spacing w:line="240" w:lineRule="auto"/>
+      </w:pPr>
+      <w:r>
+        <w:rPr>
+          <w:rFonts w:hint="eastAsia"/>
+        </w:rPr>
+        <w:t xml:space="preserve">      刘海：碎发</w:t>
+      </w:r>
+    </w:p>
+    <w:p>
+      <w:pPr>
+        <w:spacing w:line="240" w:lineRule="auto"/>
+      </w:pPr>
+      <w:r>
+        <w:rPr>
+          <w:rFonts w:hint="eastAsia"/>
+        </w:rPr>
+        <w:t xml:space="preserve">      </w:t>
+      </w:r>
+      <w:r>
+        <w:rPr>
+          <w:rFonts w:hint="eastAsia"/>
+        </w:rPr>
+        <w:t>眉型：柳叶眉</w:t>
+      </w:r>
+    </w:p>
+    <w:p>
+      <w:pPr>
+        <w:spacing w:line="240" w:lineRule="auto"/>
+        <w:ind w:firstLineChars="300" w:firstLine="660"/>
+      </w:pPr>
+      <w:r>
+        <w:rPr>
+          <w:rFonts w:hint="eastAsia"/>
+        </w:rPr>
+        <w:t>瞳色：</w:t>
+      </w:r>
+      <w:r>
+        <w:rPr>
+          <w:rFonts w:hint="eastAsia"/>
+        </w:rPr>
+        <w:t>洋红色</w:t>
+      </w:r>
+    </w:p>
+    <w:p>
+      <w:pPr>
+        <w:spacing w:line="240" w:lineRule="auto"/>
+      </w:pPr>
+      <w:r>
+        <w:rPr>
+          <w:rFonts w:hint="eastAsia"/>
+        </w:rPr>
+        <w:t xml:space="preserve">      鼻型：天鹅鼻</w:t>
+      </w:r>
+    </w:p>
+    <w:p>
+      <w:pPr>
+        <w:spacing w:line="240" w:lineRule="auto"/>
+      </w:pPr>
+      <w:r>
+        <w:rPr>
+          <w:rFonts w:hint="eastAsia"/>
+        </w:rPr>
+        <w:t xml:space="preserve">      耳型：贴耳</w:t>
+      </w:r>
+    </w:p>
+    <w:p>
+      <w:pPr>
+        <w:spacing w:line="240" w:lineRule="auto"/>
+      </w:pPr>
+      <w:r>
+        <w:rPr>
+          <w:rFonts w:hint="eastAsia"/>
+        </w:rPr>
+        <w:t xml:space="preserve">      服装：香槟色大衣+黑色蕾丝连体短裙+黑色</w:t>
+      </w:r>
+      <w:r>
+        <w:rPr>
+          <w:rFonts w:hint="eastAsia"/>
+        </w:rPr>
+        <w:t>蕾丝</w:t>
+      </w:r>
+      <w:r>
+        <w:rPr>
+          <w:rFonts w:hint="eastAsia"/>
+        </w:rPr>
+        <w:t>吊带</w:t>
+      </w:r>
+      <w:r>
+        <w:rPr>
+          <w:rFonts w:hint="eastAsia"/>
+        </w:rPr>
+        <w:t>40D</w:t>
+      </w:r>
+      <w:r>
+        <w:rPr>
+          <w:rFonts w:hint="eastAsia"/>
+        </w:rPr>
+        <w:t>过膝袜+黑色高跟鞋</w:t>
+      </w:r>
+    </w:p>
+    <w:p>
+      <w:pPr>
+        <w:spacing w:line="240" w:lineRule="auto"/>
+      </w:pPr>
+      <w:r>
+        <w:rPr>
+          <w:rFonts w:hint="eastAsia"/>
+        </w:rPr>
+        <w:t xml:space="preserve">      装饰：倒半框金丝眼镜+红色X形发卡</w:t>
+      </w:r>
+    </w:p>
+    <w:p>
+      <w:pPr>
+        <w:spacing w:line="240" w:lineRule="auto"/>
+      </w:pPr>
+      <w:r>
+        <w:rPr>
+          <w:rFonts w:hint="eastAsia"/>
+          <w:b/>
+          <w:bCs/>
+        </w:rPr>
+        <w:t>关键词：</w:t>
+      </w:r>
+      <w:r>
+        <w:rPr>
+          <w:rFonts w:hint="eastAsia"/>
+        </w:rPr>
+        <w:t>酒鬼；花心；发癫；</w:t>
+      </w:r>
+      <w:r>
+        <w:rPr>
+          <w:rFonts w:hint="eastAsia"/>
+        </w:rPr>
+        <w:t>放诞</w:t>
+      </w:r>
+    </w:p>
+    <w:p>
+      <w:pPr>
+        <w:spacing w:line="240" w:lineRule="auto"/>
+      </w:pPr>
+      <w:r>
+        <w:rPr>
+          <w:rFonts w:hint="eastAsia"/>
+          <w:b/>
+          <w:bCs/>
+        </w:rPr>
+        <w:t>性格：</w:t>
+      </w:r>
+      <w:r>
+        <w:rPr>
+          <w:rFonts w:hint="eastAsia"/>
+        </w:rPr>
+        <w:t>放诞</w:t>
+      </w:r>
+      <w:r>
+        <w:rPr>
+          <w:rFonts w:hint="eastAsia"/>
+        </w:rPr>
+        <w:t>：爱开玩笑，喜欢找乐子，甚至会</w:t>
+      </w:r>
+      <w:r>
+        <w:rPr>
+          <w:rFonts w:hint="eastAsia"/>
+        </w:rPr>
+        <w:t>无情嘲弄那些被她戏耍了的人</w:t>
+      </w:r>
+      <w:r>
+        <w:rPr>
+          <w:rFonts w:hint="eastAsia"/>
+        </w:rPr>
+        <w:t>，认为生命即游戏，其他人都是服务于她找乐子的NPC</w:t>
+      </w:r>
+      <w:r>
+        <w:rPr>
+          <w:rFonts w:hint="eastAsia"/>
+        </w:rPr>
+        <w:t>，但也经常由于自己</w:t>
+      </w:r>
+      <w:r>
+        <w:rPr>
+          <w:rFonts w:hint="eastAsia"/>
+        </w:rPr>
+        <w:t>莫名其妙</w:t>
+      </w:r>
+      <w:r>
+        <w:rPr>
+          <w:rFonts w:hint="eastAsia"/>
+        </w:rPr>
+        <w:t>的言行</w:t>
+      </w:r>
+      <w:r>
+        <w:rPr>
+          <w:rFonts w:hint="eastAsia"/>
+        </w:rPr>
+        <w:t>或锐</w:t>
+      </w:r>
+      <w:r>
+        <w:rPr>
+          <w:rFonts w:hint="eastAsia"/>
+        </w:rPr>
+        <w:t>评</w:t>
+      </w:r>
+      <w:r>
+        <w:rPr>
+          <w:rFonts w:hint="eastAsia"/>
+        </w:rPr>
+        <w:t>其他项目时犯的错误</w:t>
+      </w:r>
+      <w:r>
+        <w:rPr>
+          <w:rFonts w:hint="eastAsia"/>
+        </w:rPr>
+        <w:t>而被其他人取笑</w:t>
+      </w:r>
+    </w:p>
+    <w:p>
+      <w:pPr>
+        <w:spacing w:line="240" w:lineRule="auto"/>
+      </w:pPr>
+      <w:r>
+        <w:rPr>
+          <w:rFonts w:hint="eastAsia"/>
+        </w:rPr>
+        <w:t xml:space="preserve">      花心：非常喜欢在酒吧泡被她挑中的女孩子，但是戏弄对方一阵后就会果断离开另寻新欢，留下</w:t>
+      </w:r>
+      <w:r>
+        <w:rPr>
+          <w:rFonts w:hint="eastAsia"/>
+        </w:rPr>
+        <w:t>被她俘获芳心的</w:t>
+      </w:r>
+      <w:r>
+        <w:rPr>
+          <w:rFonts w:hint="eastAsia"/>
+        </w:rPr>
+        <w:t>猎物独自黯然神伤</w:t>
+      </w:r>
+    </w:p>
+    <w:p>
+      <w:pPr>
+        <w:spacing w:line="240" w:lineRule="auto"/>
+      </w:pPr>
+      <w:r>
+        <w:rPr>
+          <w:rFonts w:hint="eastAsia"/>
+        </w:rPr>
+        <w:t xml:space="preserve">      </w:t>
+      </w:r>
+      <w:r>
+        <w:rPr>
+          <w:rFonts w:hint="eastAsia"/>
+        </w:rPr>
+        <w:t>傲娇：当自己的Xray被人指出存在bug的时候虽然嘴上死不承认，但身体却会很诚实地偷偷着手修复，然后在推送更新时说“这才不是修bug</w:t>
+      </w:r>
+      <w:r>
+        <w:rPr>
+          <w:rFonts w:hint="eastAsia"/>
+        </w:rPr>
+        <w:t>，只</w:t>
+      </w:r>
+      <w:r>
+        <w:rPr>
+          <w:rFonts w:hint="eastAsia"/>
+        </w:rPr>
+        <w:t>是稳定性提升！”</w:t>
+      </w:r>
+    </w:p>
+    <w:p>
+      <w:pPr>
+        <w:spacing w:line="240" w:lineRule="auto"/>
+      </w:pPr>
+      <w:r>
+        <w:rPr>
+          <w:rFonts w:hint="eastAsia"/>
+          <w:b/>
+          <w:bCs/>
+        </w:rPr>
+        <w:t>爱好：</w:t>
+      </w:r>
+      <w:r>
+        <w:rPr>
+          <w:rFonts w:hint="eastAsia"/>
+        </w:rPr>
+        <w:t>饮酒：是学院附近几家酒吧的常客，最喜欢点的是</w:t>
+      </w:r>
+      <w:r>
+        <w:t>法兰西75</w:t>
+      </w:r>
+      <w:r>
+        <w:rPr>
+          <w:rFonts w:hint="eastAsia"/>
+        </w:rPr>
+        <w:t>和</w:t>
+      </w:r>
+      <w:r>
+        <w:t>金酒罗勒粉碎</w:t>
+      </w:r>
+      <w:r>
+        <w:rPr>
+          <w:rFonts w:hint="eastAsia"/>
+        </w:rPr>
+        <w:t>，经常一尝到这</w:t>
+      </w:r>
+      <w:r>
+        <w:rPr>
+          <w:rFonts w:hint="eastAsia"/>
+        </w:rPr>
+        <w:t>两</w:t>
+      </w:r>
+      <w:r>
+        <w:rPr>
+          <w:rFonts w:hint="eastAsia"/>
+        </w:rPr>
+        <w:t>款酒</w:t>
+      </w:r>
+      <w:r>
+        <w:rPr>
+          <w:rFonts w:hint="eastAsia"/>
+        </w:rPr>
+        <w:t>入口时</w:t>
+      </w:r>
+      <w:r>
+        <w:rPr>
+          <w:rFonts w:hint="eastAsia"/>
+        </w:rPr>
+        <w:t>的</w:t>
+      </w:r>
+      <w:r>
+        <w:rPr>
+          <w:rFonts w:hint="eastAsia"/>
+        </w:rPr>
+        <w:t>柑橘酸味就不能自已，甚至会喝到醉倒在吧台上被室友扛回学生宿舍去醒酒，所以泡妞时绝对不会点这两款酒</w:t>
+      </w:r>
+    </w:p>
+    <w:p>
+      <w:pPr>
+        <w:spacing w:line="240" w:lineRule="auto"/>
+      </w:pPr>
+      <w:r>
+        <w:rPr>
+          <w:rFonts w:hint="eastAsia"/>
+        </w:rPr>
+        <w:t xml:space="preserve">      泡妞：进入酒吧后会先在今天到场的</w:t>
+      </w:r>
+      <w:r>
+        <w:rPr>
+          <w:rFonts w:hint="eastAsia"/>
+        </w:rPr>
+        <w:t>年龄相仿或稍小的女孩中物色合她胃口的人，然后借着自己姣好</w:t>
+      </w:r>
+      <w:r>
+        <w:rPr>
+          <w:rFonts w:hint="eastAsia"/>
+        </w:rPr>
+        <w:lastRenderedPageBreak/>
+        <w:t>的姿色与广博</w:t>
+      </w:r>
+      <w:r>
+        <w:rPr>
+          <w:rFonts w:hint="eastAsia"/>
+        </w:rPr>
+        <w:t>的</w:t>
+      </w:r>
+      <w:r>
+        <w:rPr>
+          <w:rFonts w:hint="eastAsia"/>
+        </w:rPr>
+        <w:t>见识去搭讪，逐步在潜移默化中成为那女孩情感上不可或缺的人，最后再将她抛弃，开始寻找下一个</w:t>
+      </w:r>
+      <w:r>
+        <w:rPr>
+          <w:rFonts w:hint="eastAsia"/>
+        </w:rPr>
+        <w:t>目标</w:t>
+      </w:r>
+    </w:p>
+    <w:p>
+      <w:pPr>
+        <w:spacing w:line="240" w:lineRule="auto"/>
+        <w:rPr>
           <w:b/>
           <w:bCs/>
           <w:sz w:val="24"/>
         </w:rPr>
-        <w:t>R主席</w:t>
-      </w:r>
-      <w:proofErr w:type="gramStart"/>
+      </w:pPr>
       <w:r>
         <w:rPr>
           <w:rFonts w:hint="eastAsia"/>
@@ -132,734 +770,7 @@
           <w:bCs/>
           <w:sz w:val="24"/>
         </w:rPr>
-        <w:t xml:space="preserve">（ </w:t>
-      </w:r>
-      <w:proofErr w:type="gramEnd"/>
-      <w:r>
-        <w:rPr>
-          <w:rFonts w:hint="eastAsia"/>
-          <w:b/>
-          <w:bCs/>
-          <w:sz w:val="24"/>
-        </w:rPr>
-        <w:t>@RPRX</w:t>
-      </w:r>
-      <w:proofErr w:type="gramStart"/>
-      <w:r>
-        <w:rPr>
-          <w:rFonts w:hint="eastAsia"/>
-          <w:b/>
-          <w:bCs/>
-          <w:sz w:val="24"/>
-        </w:rPr>
-        <w:t xml:space="preserve"> ）</w:t>
-      </w:r>
-      <w:proofErr w:type="gramEnd"/>
-      <w:r>
-        <w:rPr>
-          <w:rFonts w:hint="eastAsia"/>
-          <w:b/>
-          <w:bCs/>
-          <w:sz w:val="24"/>
-        </w:rPr>
-        <w:t>：</w:t>
-      </w:r>
-    </w:p>
-    <w:p>
-      <w:pPr>
-        <w:spacing w:line="240" w:lineRule="auto"/>
-        <w:rPr>
-          <w:strike/>
-        </w:rPr>
-      </w:pPr>
-      <w:r>
-        <w:rPr>
-          <w:rFonts w:hint="eastAsia"/>
-          <w:b/>
-          <w:bCs/>
-        </w:rPr>
-        <w:t>简介：</w:t>
-      </w:r>
-      <w:r>
-        <w:rPr>
-          <w:rFonts w:hint="eastAsia"/>
-        </w:rPr>
-        <w:t>戴莉女子</w:t>
-      </w:r>
-      <w:r>
-        <w:rPr>
-          <w:rFonts w:hint="eastAsia"/>
-        </w:rPr>
-        <w:t>科技</w:t>
-      </w:r>
-      <w:r>
-        <w:rPr>
-          <w:rFonts w:hint="eastAsia"/>
-        </w:rPr>
-        <w:t>学</w:t>
-      </w:r>
-      <w:r>
-        <w:rPr>
-          <w:rFonts w:hint="eastAsia"/>
-        </w:rPr>
-        <w:t>园</w:t>
-      </w:r>
-      <w:r>
-        <w:rPr>
-          <w:rFonts w:hint="eastAsia"/>
-        </w:rPr>
-        <w:t>的传奇人物，学</w:t>
-      </w:r>
-      <w:r>
-        <w:rPr>
-          <w:rFonts w:hint="eastAsia"/>
-        </w:rPr>
-        <w:t>园</w:t>
-      </w:r>
-      <w:r>
-        <w:rPr>
-          <w:rFonts w:hint="eastAsia"/>
-        </w:rPr>
-        <w:t>社团Project X的</w:t>
-      </w:r>
-      <w:r>
-        <w:rPr>
-          <w:rFonts w:hint="eastAsia"/>
-        </w:rPr>
-        <w:t>一把手</w:t>
-      </w:r>
-      <w:r>
-        <w:rPr>
-          <w:rFonts w:hint="eastAsia"/>
-        </w:rPr>
-        <w:t>，通过XTLS、Xray-core、VLESS等声名远扬的成果收获了海量拥趸，</w:t>
-      </w:r>
-      <w:r>
-        <w:rPr>
-          <w:rFonts w:hint="eastAsia"/>
-          <w:strike/>
-        </w:rPr>
-        <w:t>但偶尔会有出人意料的行为</w:t>
-      </w:r>
-    </w:p>
-    <w:p>
-      <w:pPr>
-        <w:spacing w:line="240" w:lineRule="auto"/>
-      </w:pPr>
-      <w:r>
-        <w:rPr>
-          <w:rFonts w:hint="eastAsia"/>
-          <w:b/>
-          <w:bCs/>
-        </w:rPr>
-        <w:t>外貌：</w:t>
-      </w:r>
-      <w:r>
-        <w:rPr>
-          <w:rFonts w:hint="eastAsia"/>
-        </w:rPr>
-        <w:t>身高：172cm</w:t>
-      </w:r>
-    </w:p>
-    <w:p>
-      <w:pPr>
-        <w:spacing w:line="240" w:lineRule="auto"/>
-      </w:pPr>
-      <w:r>
-        <w:rPr>
-          <w:rFonts w:hint="eastAsia"/>
-        </w:rPr>
-        <w:t xml:space="preserve">      </w:t>
-      </w:r>
-      <w:r>
-        <w:rPr>
-          <w:rFonts w:hint="eastAsia"/>
-        </w:rPr>
-        <w:t>体重：</w:t>
-      </w:r>
-      <w:r>
-        <w:rPr>
-          <w:rFonts w:hint="eastAsia"/>
-        </w:rPr>
-        <w:t>6</w:t>
-      </w:r>
-      <w:r>
-        <w:rPr>
-          <w:rFonts w:hint="eastAsia"/>
-        </w:rPr>
-        <w:t>0</w:t>
-      </w:r>
-      <w:r>
-        <w:rPr>
-          <w:rFonts w:hint="eastAsia"/>
-        </w:rPr>
-        <w:t>kg</w:t>
-      </w:r>
-    </w:p>
-    <w:p>
-      <w:pPr>
-        <w:spacing w:line="240" w:lineRule="auto"/>
-        <w:ind w:firstLineChars="300" w:firstLine="660"/>
-      </w:pPr>
-      <w:r>
-        <w:rPr>
-          <w:rFonts w:hint="eastAsia"/>
-        </w:rPr>
-        <w:t>四</w:t>
-      </w:r>
-      <w:r>
-        <w:rPr>
-          <w:rFonts w:hint="eastAsia"/>
-        </w:rPr>
-        <w:t>围：</w:t>
-      </w:r>
-      <w:r>
-        <w:rPr>
-          <w:rFonts w:hint="eastAsia"/>
-        </w:rPr>
-        <w:t>101</w:t>
-      </w:r>
-      <w:r>
-        <w:rPr>
-          <w:rFonts w:hint="eastAsia"/>
-        </w:rPr>
-        <w:t>cm/</w:t>
-      </w:r>
-      <w:r>
-        <w:rPr>
-          <w:rFonts w:hint="eastAsia"/>
-        </w:rPr>
-        <w:t>75cm/</w:t>
-      </w:r>
-      <w:r>
-        <w:rPr>
-          <w:rFonts w:hint="eastAsia"/>
-        </w:rPr>
-        <w:t>7</w:t>
-      </w:r>
-      <w:r>
-        <w:rPr>
-          <w:rFonts w:hint="eastAsia"/>
-        </w:rPr>
-        <w:t>1</w:t>
-      </w:r>
-      <w:r>
-        <w:rPr>
-          <w:rFonts w:hint="eastAsia"/>
-        </w:rPr>
-        <w:t>cm/</w:t>
-      </w:r>
-      <w:r>
-        <w:rPr>
-          <w:rFonts w:hint="eastAsia"/>
-        </w:rPr>
-        <w:t>99</w:t>
-      </w:r>
-      <w:r>
-        <w:rPr>
-          <w:rFonts w:hint="eastAsia"/>
-        </w:rPr>
-        <w:t>cm</w:t>
-      </w:r>
-    </w:p>
-    <w:p>
-      <w:pPr>
-        <w:spacing w:line="240" w:lineRule="auto"/>
-      </w:pPr>
-      <w:r>
-        <w:rPr>
-          <w:rFonts w:hint="eastAsia"/>
-        </w:rPr>
-        <w:t xml:space="preserve">      </w:t>
-      </w:r>
-      <w:r>
-        <w:rPr>
-          <w:rFonts w:hint="eastAsia"/>
-        </w:rPr>
-        <w:t>罩杯：75E</w:t>
-      </w:r>
-    </w:p>
-    <w:p>
-      <w:pPr>
-        <w:spacing w:line="240" w:lineRule="auto"/>
-      </w:pPr>
-      <w:r>
-        <w:rPr>
-          <w:rFonts w:hint="eastAsia"/>
-        </w:rPr>
-        <w:t xml:space="preserve">      发色：紫</w:t>
-      </w:r>
-    </w:p>
-    <w:p>
-      <w:pPr>
-        <w:spacing w:line="240" w:lineRule="auto"/>
-      </w:pPr>
-      <w:r>
-        <w:rPr>
-          <w:rFonts w:hint="eastAsia"/>
-        </w:rPr>
-        <w:t xml:space="preserve">      发型：</w:t>
-      </w:r>
-      <w:r>
-        <w:rPr>
-          <w:rFonts w:hint="eastAsia"/>
-        </w:rPr>
-        <w:t>过腰</w:t>
-      </w:r>
-      <w:r>
-        <w:rPr>
-          <w:rFonts w:hint="eastAsia"/>
-        </w:rPr>
-        <w:t>长发</w:t>
-      </w:r>
-    </w:p>
-    <w:p>
-      <w:pPr>
-        <w:spacing w:line="240" w:lineRule="auto"/>
-      </w:pPr>
-      <w:r>
-        <w:rPr>
-          <w:rFonts w:hint="eastAsia"/>
-        </w:rPr>
-        <w:t xml:space="preserve">      发长：1.07m</w:t>
-      </w:r>
-    </w:p>
-    <w:p>
-      <w:pPr>
-        <w:spacing w:line="240" w:lineRule="auto"/>
-      </w:pPr>
-      <w:r>
-        <w:rPr>
-          <w:rFonts w:hint="eastAsia"/>
-        </w:rPr>
-        <w:t xml:space="preserve">      刘海：碎发</w:t>
-      </w:r>
-    </w:p>
-    <w:p>
-      <w:pPr>
-        <w:spacing w:line="240" w:lineRule="auto"/>
-      </w:pPr>
-      <w:r>
-        <w:rPr>
-          <w:rFonts w:hint="eastAsia"/>
-        </w:rPr>
-        <w:t xml:space="preserve">      </w:t>
-      </w:r>
-      <w:r>
-        <w:rPr>
-          <w:rFonts w:hint="eastAsia"/>
-        </w:rPr>
-        <w:t>眉型：柳叶眉</w:t>
-      </w:r>
-    </w:p>
-    <w:p>
-      <w:pPr>
-        <w:spacing w:line="240" w:lineRule="auto"/>
-        <w:ind w:firstLineChars="300" w:firstLine="660"/>
-      </w:pPr>
-      <w:r>
-        <w:rPr>
-          <w:rFonts w:hint="eastAsia"/>
-        </w:rPr>
-        <w:t>瞳色：</w:t>
-      </w:r>
-      <w:r>
-        <w:rPr>
-          <w:rFonts w:hint="eastAsia"/>
-        </w:rPr>
-        <w:t>洋红色</w:t>
-      </w:r>
-    </w:p>
-    <w:p>
-      <w:pPr>
-        <w:spacing w:line="240" w:lineRule="auto"/>
-      </w:pPr>
-      <w:r>
-        <w:rPr>
-          <w:rFonts w:hint="eastAsia"/>
-        </w:rPr>
-        <w:t xml:space="preserve">      鼻型：天鹅鼻</w:t>
-      </w:r>
-    </w:p>
-    <w:p>
-      <w:pPr>
-        <w:spacing w:line="240" w:lineRule="auto"/>
-      </w:pPr>
-      <w:r>
-        <w:rPr>
-          <w:rFonts w:hint="eastAsia"/>
-        </w:rPr>
-        <w:t xml:space="preserve">      耳型：贴耳</w:t>
-      </w:r>
-    </w:p>
-    <w:p>
-      <w:pPr>
-        <w:spacing w:line="240" w:lineRule="auto"/>
-      </w:pPr>
-      <w:r>
-        <w:rPr>
-          <w:rFonts w:hint="eastAsia"/>
-        </w:rPr>
-        <w:t xml:space="preserve">      服装：香槟色大衣+黑色蕾丝连体短裙+黑色</w:t>
-      </w:r>
-      <w:r>
-        <w:rPr>
-          <w:rFonts w:hint="eastAsia"/>
-        </w:rPr>
-        <w:t>蕾丝</w:t>
-      </w:r>
-      <w:r>
-        <w:rPr>
-          <w:rFonts w:hint="eastAsia"/>
-        </w:rPr>
-        <w:t>吊带</w:t>
-      </w:r>
-      <w:r>
-        <w:rPr>
-          <w:rFonts w:hint="eastAsia"/>
-        </w:rPr>
-        <w:t>40D</w:t>
-      </w:r>
-      <w:r>
-        <w:rPr>
-          <w:rFonts w:hint="eastAsia"/>
-        </w:rPr>
-        <w:t>过膝袜+黑色高跟鞋</w:t>
-      </w:r>
-    </w:p>
-    <w:p>
-      <w:pPr>
-        <w:spacing w:line="240" w:lineRule="auto"/>
-      </w:pPr>
-      <w:r>
-        <w:rPr>
-          <w:rFonts w:hint="eastAsia"/>
-        </w:rPr>
-        <w:t xml:space="preserve">      装饰：倒半框金丝眼镜+红色X形发卡</w:t>
-      </w:r>
-    </w:p>
-    <w:p>
-      <w:pPr>
-        <w:spacing w:line="240" w:lineRule="auto"/>
-      </w:pPr>
-      <w:r>
-        <w:rPr>
-          <w:rFonts w:hint="eastAsia"/>
-          <w:b/>
-          <w:bCs/>
-        </w:rPr>
-        <w:t>关键词：</w:t>
-      </w:r>
-      <w:r>
-        <w:rPr>
-          <w:rFonts w:hint="eastAsia"/>
-        </w:rPr>
-        <w:t>酒鬼；花心；发癫；</w:t>
-      </w:r>
-      <w:r>
-        <w:rPr>
-          <w:rFonts w:hint="eastAsia"/>
-        </w:rPr>
-        <w:t>放诞</w:t>
-      </w:r>
-    </w:p>
-    <w:p>
-      <w:pPr>
-        <w:spacing w:line="240" w:lineRule="auto"/>
-      </w:pPr>
-      <w:r>
-        <w:rPr>
-          <w:rFonts w:hint="eastAsia"/>
-          <w:b/>
-          <w:bCs/>
-        </w:rPr>
-        <w:t>性格：</w:t>
-      </w:r>
-      <w:r>
-        <w:rPr>
-          <w:rFonts w:hint="eastAsia"/>
-        </w:rPr>
-        <w:t>放诞</w:t>
-      </w:r>
-      <w:r>
-        <w:rPr>
-          <w:rFonts w:hint="eastAsia"/>
-        </w:rPr>
-        <w:t>：爱开玩笑，喜欢找乐子，甚至会</w:t>
-      </w:r>
-      <w:r>
-        <w:rPr>
-          <w:rFonts w:hint="eastAsia"/>
-        </w:rPr>
-        <w:t>无情嘲弄那些被她戏耍了的人</w:t>
-      </w:r>
-      <w:r>
-        <w:rPr>
-          <w:rFonts w:hint="eastAsia"/>
-        </w:rPr>
-        <w:t>，认为生命即游戏，其他人都是服务于她找乐子的NPC</w:t>
-      </w:r>
-      <w:r>
-        <w:rPr>
-          <w:rFonts w:hint="eastAsia"/>
-        </w:rPr>
-        <w:t>，但也经常由于自己</w:t>
-      </w:r>
-      <w:r>
-        <w:rPr>
-          <w:rFonts w:hint="eastAsia"/>
-        </w:rPr>
-        <w:t>莫名其妙</w:t>
-      </w:r>
-      <w:r>
-        <w:rPr>
-          <w:rFonts w:hint="eastAsia"/>
-        </w:rPr>
-        <w:t>的言行</w:t>
-      </w:r>
-      <w:r>
-        <w:rPr>
-          <w:rFonts w:hint="eastAsia"/>
-        </w:rPr>
-        <w:t>或锐</w:t>
-      </w:r>
-      <w:r>
-        <w:rPr>
-          <w:rFonts w:hint="eastAsia"/>
-        </w:rPr>
-        <w:t>评</w:t>
-      </w:r>
-      <w:r>
-        <w:rPr>
-          <w:rFonts w:hint="eastAsia"/>
-        </w:rPr>
-        <w:t>其他项目时犯的错误</w:t>
-      </w:r>
-      <w:r>
-        <w:rPr>
-          <w:rFonts w:hint="eastAsia"/>
-        </w:rPr>
-        <w:t>而被其他人取笑</w:t>
-      </w:r>
-    </w:p>
-    <w:p>
-      <w:pPr>
-        <w:spacing w:line="240" w:lineRule="auto"/>
-      </w:pPr>
-      <w:r>
-        <w:rPr>
-          <w:rFonts w:hint="eastAsia"/>
-        </w:rPr>
-        <w:t xml:space="preserve">      花心：非常喜欢在酒吧泡被她挑中的女孩子，但是戏弄对方一阵后就会果断离开另寻新欢，留下</w:t>
-      </w:r>
-      <w:r>
-        <w:rPr>
-          <w:rFonts w:hint="eastAsia"/>
-        </w:rPr>
-        <w:t>被她俘获芳心的</w:t>
-      </w:r>
-      <w:r>
-        <w:rPr>
-          <w:rFonts w:hint="eastAsia"/>
-        </w:rPr>
-        <w:t>猎物独自黯然神伤</w:t>
-      </w:r>
-    </w:p>
-    <w:p>
-      <w:pPr>
-        <w:spacing w:line="240" w:lineRule="auto"/>
-      </w:pPr>
-      <w:r>
-        <w:rPr>
-          <w:rFonts w:hint="eastAsia"/>
-        </w:rPr>
-        <w:t xml:space="preserve">      </w:t>
-      </w:r>
-      <w:r>
-        <w:rPr>
-          <w:rFonts w:hint="eastAsia"/>
-        </w:rPr>
-        <w:t>傲娇：当自己的Xray被人指出存在bug的时候虽然嘴上死不承认，但身体却会很诚实地偷偷着手修复，然后在推送更新时说“这才不是修bug</w:t>
-      </w:r>
-      <w:r>
-        <w:rPr>
-          <w:rFonts w:hint="eastAsia"/>
-        </w:rPr>
-        <w:t>，只</w:t>
-      </w:r>
-      <w:r>
-        <w:rPr>
-          <w:rFonts w:hint="eastAsia"/>
-        </w:rPr>
-        <w:t>是稳定性提升！”</w:t>
-      </w:r>
-    </w:p>
-    <w:p>
-      <w:pPr>
-        <w:spacing w:line="240" w:lineRule="auto"/>
-      </w:pPr>
-      <w:r>
-        <w:rPr>
-          <w:rFonts w:hint="eastAsia"/>
-          <w:b/>
-          <w:bCs/>
-        </w:rPr>
-        <w:t>爱好：</w:t>
-      </w:r>
-      <w:r>
-        <w:rPr>
-          <w:rFonts w:hint="eastAsia"/>
-        </w:rPr>
-        <w:t>饮酒：是学院附近几家酒吧的常客，最喜欢点的是</w:t>
-      </w:r>
-      <w:r>
-        <w:t>法兰西75</w:t>
-      </w:r>
-      <w:r>
-        <w:rPr>
-          <w:rFonts w:hint="eastAsia"/>
-        </w:rPr>
-        <w:t>和</w:t>
-      </w:r>
-      <w:r>
-        <w:t>金酒罗勒粉碎</w:t>
-      </w:r>
-      <w:r>
-        <w:rPr>
-          <w:rFonts w:hint="eastAsia"/>
-        </w:rPr>
-        <w:t>，经常一尝到这</w:t>
-      </w:r>
-      <w:r>
-        <w:rPr>
-          <w:rFonts w:hint="eastAsia"/>
-        </w:rPr>
-        <w:t>两</w:t>
-      </w:r>
-      <w:r>
-        <w:rPr>
-          <w:rFonts w:hint="eastAsia"/>
-        </w:rPr>
-        <w:t>款酒</w:t>
-      </w:r>
-      <w:r>
-        <w:rPr>
-          <w:rFonts w:hint="eastAsia"/>
-        </w:rPr>
-        <w:t>入口时</w:t>
-      </w:r>
-      <w:r>
-        <w:rPr>
-          <w:rFonts w:hint="eastAsia"/>
-        </w:rPr>
-        <w:t>的</w:t>
-      </w:r>
-      <w:r>
-        <w:rPr>
-          <w:rFonts w:hint="eastAsia"/>
-        </w:rPr>
-        <w:t>柑橘酸味就不能自已，甚至会喝到醉倒在吧台上被室友扛回学生宿舍去醒酒，所以泡妞时绝对不会点这两款酒</w:t>
-      </w:r>
-    </w:p>
-    <w:p>
-      <w:pPr>
-        <w:spacing w:line="240" w:lineRule="auto"/>
-      </w:pPr>
-      <w:r>
-        <w:rPr>
-          <w:rFonts w:hint="eastAsia"/>
-        </w:rPr>
-        <w:t xml:space="preserve">      泡妞：进入酒吧后会先在今天到场的</w:t>
-      </w:r>
-      <w:r>
-        <w:rPr>
-          <w:rFonts w:hint="eastAsia"/>
-        </w:rPr>
-        <w:t>年龄相仿或稍小的女孩中物色合她胃口的人，然后借着自己姣好</w:t>
-      </w:r>
-      <w:r>
-        <w:rPr>
-          <w:rFonts w:hint="eastAsia"/>
-        </w:rPr>
-        <w:lastRenderedPageBreak/>
-        <w:t>的姿色与广博</w:t>
-      </w:r>
-      <w:r>
-        <w:rPr>
-          <w:rFonts w:hint="eastAsia"/>
-        </w:rPr>
-        <w:t>的</w:t>
-      </w:r>
-      <w:r>
-        <w:rPr>
-          <w:rFonts w:hint="eastAsia"/>
-        </w:rPr>
-        <w:t>见识去搭讪，逐步在潜移默化中成为那女孩情感上不可或缺的人，最后再将她抛弃，开始寻找下一个</w:t>
-      </w:r>
-      <w:r>
-        <w:rPr>
-          <w:rFonts w:hint="eastAsia"/>
-        </w:rPr>
-        <w:t>目标</w:t>
-      </w:r>
-    </w:p>
-    <w:p>
-      <w:pPr>
-        <w:spacing w:line="240" w:lineRule="auto"/>
-        <w:rPr>
-          <w:b/>
-          <w:bCs/>
-          <w:sz w:val="24"/>
-        </w:rPr>
-      </w:pPr>
-      <w:r>
-        <w:rPr>
-          <w:rFonts w:hint="eastAsia"/>
-          <w:b/>
-          <w:bCs/>
-          <w:sz w:val="24"/>
-        </w:rPr>
-        <w:t>世界</w:t>
-      </w:r>
-      <w:proofErr w:type="gramStart"/>
-      <w:r>
-        <w:rPr>
-          <w:rFonts w:hint="eastAsia"/>
-          <w:b/>
-          <w:bCs/>
-          <w:sz w:val="24"/>
-        </w:rPr>
-        <w:t xml:space="preserve">（ </w:t>
-      </w:r>
-      <w:proofErr w:type="gramEnd"/>
-      <w:r>
-        <w:rPr>
-          <w:rFonts w:hint="eastAsia"/>
-          <w:b/>
-          <w:bCs/>
-          <w:sz w:val="24"/>
-        </w:rPr>
-        <w:t>@nekohasekai</w:t>
-      </w:r>
-      <w:proofErr w:type="gramStart"/>
-      <w:r>
-        <w:rPr>
-          <w:rFonts w:hint="eastAsia"/>
-          <w:b/>
-          <w:bCs/>
-          <w:sz w:val="24"/>
-        </w:rPr>
-        <w:t xml:space="preserve"> ）</w:t>
-      </w:r>
-      <w:proofErr w:type="gramEnd"/>
-      <w:r>
-        <w:rPr>
-          <w:rFonts w:hint="eastAsia"/>
-          <w:b/>
-          <w:bCs/>
-          <w:sz w:val="24"/>
-        </w:rPr>
-        <w:t>：</w:t>
+        <w:t>世界（@nekohasekai）：</w:t>
       </w:r>
     </w:p>
     <w:p>
